--- a/campaign-checklist/사용안내_체크리스트생성기_v3.docx
+++ b/campaign-checklist/사용안내_체크리스트생성기_v3.docx
@@ -176,7 +176,27 @@
           <w:sz w:val="16"/>
           <w:szCs w:val="16"/>
         </w:rPr>
-        <w:t xml:space="preserve"> — 상태(미착수/진행중/완료/N.A) 갱신하며 운영, 품의 첨부는 PDF 저장</w:t>
+        <w:t xml:space="preserve">(상태 갱신하며 운영, 품의 첨부는 PDF 저장) → </w:t>
+      </w:r>
+      <w:r>
+        <w:rPr>
+          <w:rFonts w:ascii="Malgun Gothic" w:cs="Malgun Gothic" w:eastAsia="Malgun Gothic" w:hAnsi="Malgun Gothic"/>
+          <w:b/>
+          <w:bCs/>
+          <w:color w:val="3E5C76"/>
+          <w:sz w:val="16"/>
+          <w:szCs w:val="16"/>
+        </w:rPr>
+        <w:t xml:space="preserve">⑦ 요청 쪽지 복사</w:t>
+      </w:r>
+      <w:r>
+        <w:rPr>
+          <w:rFonts w:ascii="Malgun Gothic" w:cs="Malgun Gothic" w:eastAsia="Malgun Gothic" w:hAnsi="Malgun Gothic"/>
+          <w:color w:val="26303A"/>
+          <w:sz w:val="16"/>
+          <w:szCs w:val="16"/>
+        </w:rPr>
+        <w:t xml:space="preserve"> — 디자인 제작·개발 게시·법무 검토·위하고 협조전·홍보실/신한/협회 게시 요청 쪽지 자동 생성(수정 후 복사)</w:t>
       </w:r>
     </w:p>
     <w:p>

--- a/campaign-checklist/사용안내_체크리스트생성기_v3.docx
+++ b/campaign-checklist/사용안내_체크리스트생성기_v3.docx
@@ -147,7 +147,7 @@
           <w:sz w:val="16"/>
           <w:szCs w:val="16"/>
         </w:rPr>
-        <w:t xml:space="preserve">⑤ 미리보기 수정</w:t>
+        <w:t xml:space="preserve">⑤ 결과 확인</w:t>
       </w:r>
       <w:r>
         <w:rPr>
@@ -156,7 +156,7 @@
           <w:sz w:val="16"/>
           <w:szCs w:val="16"/>
         </w:rPr>
-        <w:t xml:space="preserve">(협업부서·기한 셀 클릭) → </w:t>
+        <w:t xml:space="preserve">(체크리스트 인라인 수정 · 로드맵 탭에서 일정 캘린더 확인) → </w:t>
       </w:r>
       <w:r>
         <w:rPr>

--- a/campaign-checklist/사용안내_체크리스트생성기_v3.docx
+++ b/campaign-checklist/사용안내_체크리스트생성기_v3.docx
@@ -96,7 +96,7 @@
           <w:sz w:val="16"/>
           <w:szCs w:val="16"/>
         </w:rPr>
-        <w:t xml:space="preserve">(캠페인명·유형[중복 선택]·기간) → </w:t>
+        <w:t xml:space="preserve">(캠페인명·기간) → </w:t>
       </w:r>
       <w:r>
         <w:rPr>

--- a/campaign-checklist/사용안내_체크리스트생성기_v3.docx
+++ b/campaign-checklist/사용안내_체크리스트생성기_v3.docx
@@ -15,7 +15,7 @@
           <w:sz w:val="27"/>
           <w:szCs w:val="27"/>
         </w:rPr>
-        <w:t xml:space="preserve">마케팅 캠페인 SOP — 모듈형 체크리스트 생성기 사용 안내</w:t>
+        <w:t xml:space="preserve">마케팅 캠페인 운영 SOP — 사용 안내</w:t>
       </w:r>
     </w:p>
     <w:p>
@@ -156,7 +156,7 @@
           <w:sz w:val="16"/>
           <w:szCs w:val="16"/>
         </w:rPr>
-        <w:t xml:space="preserve">(체크리스트 인라인 수정 · 로드맵 탭에서 일정 캘린더 확인) → </w:t>
+        <w:t xml:space="preserve">(체크리스트 인라인 수정·수기 과업 추가 · 로드맵 캘린더에서 드래그로 일정 이동) → </w:t>
       </w:r>
       <w:r>
         <w:rPr>

--- a/campaign-checklist/사용안내_체크리스트생성기_v3.docx
+++ b/campaign-checklist/사용안내_체크리스트생성기_v3.docx
@@ -2737,7 +2737,7 @@
                 <w:sz w:val="15"/>
                 <w:szCs w:val="15"/>
               </w:rPr>
-              <w:t xml:space="preserve">이벤트 코드 채번→이벤트 등록 / 경품 코드 채번→코드 등록 / 할인쿠폰 채번→신규 쿠폰 등록 / UTM 생성·URL 정리·접속 테스트→제휴코드 등록→유입 집계 검증 (누락 시 실적 0 집계)</w:t>
+              <w:t xml:space="preserve">V3-1 이벤트 코드 채번→이벤트 등록 / V3-2 경품 코드 채번→코드 등록 / V3-3 할인쿠폰 채번→신규 쿠폰 등록 / V3-4 UTM 생성·URL 정리·접속 테스트→제휴코드 등록→유입 집계 검증 (파생 번호 체계 · 누락 시 실적 0 집계)</w:t>
             </w:r>
           </w:p>
         </w:tc>
